--- a/enonces/par_module/STA_enonces.docx
+++ b/enonces/par_module/STA_enonces.docx
@@ -1249,6 +1249,7 @@
     </w:p>
     <w:p>
       <w:pPr>
+        <w:keepNext/>
         <w:keepLines/>
         <w:shd w:fill="F2F2F2" w:val="clear"/>
         <w:spacing w:after="0" w:before="100"/>
@@ -1266,6 +1267,7 @@
     </w:p>
     <w:p>
       <w:pPr>
+        <w:keepNext w:val="false"/>
         <w:keepLines/>
         <w:shd w:fill="F2F2F2" w:val="clear"/>
         <w:spacing w:after="160" w:before="0"/>
@@ -1682,6 +1684,7 @@
     </w:p>
     <w:p>
       <w:pPr>
+        <w:keepNext w:val="false"/>
         <w:keepLines/>
         <w:shd w:fill="F2F2F2" w:val="clear"/>
         <w:spacing w:after="160" w:before="100"/>
@@ -2941,6 +2944,7 @@
     </w:p>
     <w:p>
       <w:pPr>
+        <w:keepNext w:val="false"/>
         <w:keepLines/>
         <w:shd w:fill="F2F2F2" w:val="clear"/>
         <w:spacing w:after="160" w:before="100"/>
@@ -2971,6 +2975,7 @@
     </w:p>
     <w:p>
       <w:pPr>
+        <w:keepNext/>
         <w:keepLines/>
         <w:shd w:fill="F2F2F2" w:val="clear"/>
         <w:spacing w:after="0" w:before="100"/>
@@ -2988,6 +2993,7 @@
     </w:p>
     <w:p>
       <w:pPr>
+        <w:keepNext w:val="false"/>
         <w:keepLines/>
         <w:shd w:fill="F2F2F2" w:val="clear"/>
         <w:spacing w:after="160" w:before="0"/>
@@ -4252,7 +4258,7 @@
         <w:szCs w:val="18"/>
         <w:color w:val="595959"/>
       </w:rPr>
-      <w:t xml:space="preserve">STA_enonces </w:t>
+      <w:t xml:space="preserve">STA </w:t>
     </w:r>
     <w:r>
       <w:fldChar w:fldCharType="begin"/>
@@ -4287,7 +4293,7 @@
       <w:fldChar w:fldCharType="separate"/>
     </w:r>
     <w:r>
-      <w:t>6</w:t>
+      <w:t>7</w:t>
     </w:r>
     <w:r>
       <w:fldChar w:fldCharType="end"/>
